--- a/Test Plan/Sample_Test_Plan_Template.docx
+++ b/Test Plan/Sample_Test_Plan_Template.docx
@@ -121,7 +121,7 @@
           <w:smallCaps w:val="1"/>
           <w:rtl w:val="0"/>
         </w:rPr>
-        <w:t xml:space="preserve">Test Plan For ZOMATO</w:t>
+        <w:t xml:space="preserve">Test Plan For District</w:t>
       </w:r>
     </w:p>
     <w:p>
